--- a/01-嵌入式操作系统及应用/01-教案/嵌入式操作系统及应用-28.docx
+++ b/01-嵌入式操作系统及应用/01-教案/嵌入式操作系统及应用-28.docx
@@ -235,6 +235,21 @@
                 <w:lang w:val="en-US" w:eastAsia="zh-CN"/>
               </w:rPr>
             </w:pPr>
+            <w:r>
+              <w:rPr>
+                <w:rFonts w:ascii="Segoe UI" w:hAnsi="Segoe UI" w:eastAsia="Segoe UI" w:cs="Segoe UI"/>
+                <w:i w:val="0"/>
+                <w:iCs w:val="0"/>
+                <w:caps w:val="0"/>
+                <w:spacing w:val="0"/>
+                <w:sz w:val="16"/>
+                <w:szCs w:val="16"/>
+                <w:shd w:val="clear" w:fill="FBFBFB"/>
+              </w:rPr>
+              <w:t>2026-01-04</w:t>
+            </w:r>
+            <w:bookmarkStart w:id="0" w:name="_GoBack"/>
+            <w:bookmarkEnd w:id="0"/>
           </w:p>
         </w:tc>
       </w:tr>
@@ -317,33 +332,6 @@
               </w:rPr>
               <w:t>物联网2411</w:t>
             </w:r>
-            <w:r>
-              <w:rPr>
-                <w:rFonts w:hint="eastAsia" w:ascii="宋体" w:hAnsi="宋体" w:eastAsia="宋体" w:cs="宋体"/>
-                <w:sz w:val="21"/>
-                <w:szCs w:val="21"/>
-                <w:lang w:val="en-US" w:eastAsia="zh-CN"/>
-              </w:rPr>
-              <w:t>|</w:t>
-            </w:r>
-            <w:r>
-              <w:rPr>
-                <w:rFonts w:hint="eastAsia" w:ascii="宋体" w:hAnsi="宋体" w:eastAsia="宋体" w:cs="宋体"/>
-                <w:sz w:val="21"/>
-                <w:szCs w:val="21"/>
-                <w:lang w:eastAsia="zh-CN"/>
-              </w:rPr>
-              <w:t>物联网241</w:t>
-            </w:r>
-            <w:r>
-              <w:rPr>
-                <w:rFonts w:hint="eastAsia" w:ascii="宋体" w:hAnsi="宋体" w:eastAsia="宋体" w:cs="宋体"/>
-                <w:sz w:val="21"/>
-                <w:szCs w:val="21"/>
-                <w:lang w:val="en-US" w:eastAsia="zh-CN"/>
-              </w:rPr>
-              <w:t>2</w:t>
-            </w:r>
           </w:p>
         </w:tc>
         <w:tc>
@@ -499,7 +487,6 @@
             <w:insideH w:val="single" w:color="auto" w:sz="4" w:space="0"/>
             <w:insideV w:val="single" w:color="auto" w:sz="4" w:space="0"/>
           </w:tblBorders>
-          <w:shd w:val="clear" w:color="auto" w:fill="FFFFFF"/>
           <w:tblCellMar>
             <w:top w:w="0" w:type="dxa"/>
             <w:left w:w="108" w:type="dxa"/>
@@ -621,6 +608,7 @@
             <w:insideH w:val="single" w:color="auto" w:sz="4" w:space="0"/>
             <w:insideV w:val="single" w:color="auto" w:sz="4" w:space="0"/>
           </w:tblBorders>
+          <w:shd w:val="clear" w:color="auto" w:fill="FFFFFF"/>
           <w:tblCellMar>
             <w:top w:w="0" w:type="dxa"/>
             <w:left w:w="108" w:type="dxa"/>
@@ -703,7 +691,6 @@
                 <w:spacing w:val="0"/>
                 <w:sz w:val="17"/>
                 <w:szCs w:val="17"/>
-                <w:bdr w:val="none" w:color="auto" w:sz="0" w:space="0"/>
                 <w:shd w:val="clear" w:fill="F0F0F0"/>
               </w:rPr>
               <w:t>device_info_init()</w:t>
@@ -733,7 +720,6 @@
                 <w:spacing w:val="0"/>
                 <w:sz w:val="17"/>
                 <w:szCs w:val="17"/>
-                <w:bdr w:val="none" w:color="auto" w:sz="0" w:space="0"/>
                 <w:shd w:val="clear" w:fill="F0F0F0"/>
               </w:rPr>
               <w:t>oc_mqtt_init()</w:t>
@@ -763,7 +749,6 @@
                 <w:spacing w:val="0"/>
                 <w:sz w:val="17"/>
                 <w:szCs w:val="17"/>
-                <w:bdr w:val="none" w:color="auto" w:sz="0" w:space="0"/>
                 <w:shd w:val="clear" w:fill="F0F0F0"/>
               </w:rPr>
               <w:t>oc_mqtt_profile_propertyreport()</w:t>
@@ -942,7 +927,6 @@
                 <w:spacing w:val="0"/>
                 <w:sz w:val="17"/>
                 <w:szCs w:val="17"/>
-                <w:bdr w:val="none" w:color="auto" w:sz="0" w:space="0"/>
                 <w:shd w:val="clear" w:fill="F0F0F0"/>
               </w:rPr>
               <w:t>e53_iv01_get_distance()</w:t>
@@ -1159,7 +1143,6 @@
                 <w:spacing w:val="0"/>
                 <w:sz w:val="17"/>
                 <w:szCs w:val="17"/>
-                <w:bdr w:val="none" w:color="auto" w:sz="0" w:space="0"/>
                 <w:shd w:val="clear" w:fill="F0F0F0"/>
               </w:rPr>
               <w:t>device_info_init()</w:t>
@@ -1189,7 +1172,6 @@
                 <w:spacing w:val="0"/>
                 <w:sz w:val="17"/>
                 <w:szCs w:val="17"/>
-                <w:bdr w:val="none" w:color="auto" w:sz="0" w:space="0"/>
                 <w:shd w:val="clear" w:fill="F0F0F0"/>
               </w:rPr>
               <w:t>oc_mqtt_profile_propertyreport()</w:t>
@@ -1303,7 +1285,6 @@
                 <w:spacing w:val="0"/>
                 <w:sz w:val="17"/>
                 <w:szCs w:val="17"/>
-                <w:bdr w:val="none" w:color="auto" w:sz="0" w:space="0"/>
                 <w:shd w:val="clear" w:fill="F0F0F0"/>
               </w:rPr>
               <w:t>e53_iv_thread</w:t>
@@ -1333,7 +1314,6 @@
                 <w:spacing w:val="0"/>
                 <w:sz w:val="17"/>
                 <w:szCs w:val="17"/>
-                <w:bdr w:val="none" w:color="auto" w:sz="0" w:space="0"/>
                 <w:shd w:val="clear" w:fill="F0F0F0"/>
               </w:rPr>
               <w:t>iot_cloud_iv_thread</w:t>
@@ -1487,6 +1467,7 @@
             <w:insideH w:val="single" w:color="auto" w:sz="4" w:space="0"/>
             <w:insideV w:val="single" w:color="auto" w:sz="4" w:space="0"/>
           </w:tblBorders>
+          <w:shd w:val="clear" w:color="auto" w:fill="FFFFFF"/>
           <w:tblCellMar>
             <w:top w:w="0" w:type="dxa"/>
             <w:left w:w="108" w:type="dxa"/>
@@ -1764,7 +1745,6 @@
             <w:insideH w:val="single" w:color="auto" w:sz="4" w:space="0"/>
             <w:insideV w:val="single" w:color="auto" w:sz="4" w:space="0"/>
           </w:tblBorders>
-          <w:shd w:val="clear" w:color="auto" w:fill="FFFFFF"/>
           <w:tblCellMar>
             <w:top w:w="0" w:type="dxa"/>
             <w:left w:w="108" w:type="dxa"/>
@@ -1904,7 +1884,6 @@
             <w:insideH w:val="single" w:color="auto" w:sz="4" w:space="0"/>
             <w:insideV w:val="single" w:color="auto" w:sz="4" w:space="0"/>
           </w:tblBorders>
-          <w:shd w:val="clear" w:color="auto" w:fill="FFFFFF"/>
           <w:tblCellMar>
             <w:top w:w="0" w:type="dxa"/>
             <w:left w:w="108" w:type="dxa"/>
@@ -2492,7 +2471,6 @@
                 <w:spacing w:val="0"/>
                 <w:sz w:val="17"/>
                 <w:szCs w:val="17"/>
-                <w:bdr w:val="none" w:color="auto" w:sz="0" w:space="0"/>
                 <w:shd w:val="clear" w:fill="F0F0F0"/>
               </w:rPr>
               <w:t>e53_iv_thread</w:t>
@@ -2522,7 +2500,6 @@
                 <w:spacing w:val="0"/>
                 <w:sz w:val="17"/>
                 <w:szCs w:val="17"/>
-                <w:bdr w:val="none" w:color="auto" w:sz="0" w:space="0"/>
                 <w:shd w:val="clear" w:fill="F0F0F0"/>
               </w:rPr>
               <w:t>iot_cloud_iv_thread</w:t>
@@ -3760,7 +3737,6 @@
                 <w:spacing w:val="0"/>
                 <w:sz w:val="17"/>
                 <w:szCs w:val="17"/>
-                <w:bdr w:val="none" w:color="auto" w:sz="0" w:space="0"/>
                 <w:shd w:val="clear" w:fill="F0F0F0"/>
               </w:rPr>
               <w:t>device_info_init(CLIENT_ID, USERNAME, PASSWORD)</w:t>
@@ -3818,7 +3794,6 @@
                 <w:spacing w:val="0"/>
                 <w:sz w:val="17"/>
                 <w:szCs w:val="17"/>
-                <w:bdr w:val="none" w:color="auto" w:sz="0" w:space="0"/>
                 <w:shd w:val="clear" w:fill="F0F0F0"/>
               </w:rPr>
               <w:t>oc_mqtt_init()</w:t>
@@ -3876,7 +3851,6 @@
                 <w:spacing w:val="0"/>
                 <w:sz w:val="17"/>
                 <w:szCs w:val="17"/>
-                <w:bdr w:val="none" w:color="auto" w:sz="0" w:space="0"/>
                 <w:shd w:val="clear" w:fill="F0F0F0"/>
               </w:rPr>
               <w:t>oc_mqtt_profile_propertyreport(...)</w:t>
@@ -3906,7 +3880,6 @@
                 <w:spacing w:val="0"/>
                 <w:sz w:val="17"/>
                 <w:szCs w:val="17"/>
-                <w:bdr w:val="none" w:color="auto" w:sz="0" w:space="0"/>
                 <w:shd w:val="clear" w:fill="F0F0F0"/>
               </w:rPr>
               <w:t>payload</w:t>
@@ -3964,7 +3937,6 @@
                 <w:spacing w:val="0"/>
                 <w:sz w:val="17"/>
                 <w:szCs w:val="17"/>
-                <w:bdr w:val="none" w:color="auto" w:sz="0" w:space="0"/>
                 <w:shd w:val="clear" w:fill="F0F0F0"/>
               </w:rPr>
               <w:t>e53_iv01_get_distance()</w:t>
@@ -3994,7 +3966,6 @@
                 <w:spacing w:val="0"/>
                 <w:sz w:val="17"/>
                 <w:szCs w:val="17"/>
-                <w:bdr w:val="none" w:color="auto" w:sz="0" w:space="0"/>
                 <w:shd w:val="clear" w:fill="F0F0F0"/>
               </w:rPr>
               <w:t>e53_iv01_buzzer_set(1)</w:t>
@@ -4024,7 +3995,6 @@
                 <w:spacing w:val="0"/>
                 <w:sz w:val="17"/>
                 <w:szCs w:val="17"/>
-                <w:bdr w:val="none" w:color="auto" w:sz="0" w:space="0"/>
                 <w:shd w:val="clear" w:fill="F0F0F0"/>
               </w:rPr>
               <w:t>e53_iv01_led_warning_set(1)</w:t>
@@ -4082,7 +4052,6 @@
                 <w:spacing w:val="0"/>
                 <w:sz w:val="17"/>
                 <w:szCs w:val="17"/>
-                <w:bdr w:val="none" w:color="auto" w:sz="0" w:space="0"/>
                 <w:shd w:val="clear" w:fill="F0F0F0"/>
               </w:rPr>
               <w:t>oc_mqtt_profile_propertyreport()</w:t>
@@ -4458,7 +4427,6 @@
                 <w:spacing w:val="0"/>
                 <w:sz w:val="17"/>
                 <w:szCs w:val="17"/>
-                <w:bdr w:val="none" w:color="auto" w:sz="0" w:space="0"/>
                 <w:shd w:val="clear" w:fill="F0F0F0"/>
               </w:rPr>
               <w:t>e53_iv01_init()</w:t>
@@ -4516,7 +4484,6 @@
                 <w:spacing w:val="0"/>
                 <w:sz w:val="17"/>
                 <w:szCs w:val="17"/>
-                <w:bdr w:val="none" w:color="auto" w:sz="0" w:space="0"/>
                 <w:shd w:val="clear" w:fill="F0F0F0"/>
               </w:rPr>
               <w:t>hwaddr</w:t>
@@ -4546,7 +4513,6 @@
                 <w:spacing w:val="0"/>
                 <w:sz w:val="17"/>
                 <w:szCs w:val="17"/>
-                <w:bdr w:val="none" w:color="auto" w:sz="0" w:space="0"/>
                 <w:shd w:val="clear" w:fill="F0F0F0"/>
               </w:rPr>
               <w:t>ROUTE_SSID</w:t>
@@ -4576,7 +4542,6 @@
                 <w:spacing w:val="0"/>
                 <w:sz w:val="17"/>
                 <w:szCs w:val="17"/>
-                <w:bdr w:val="none" w:color="auto" w:sz="0" w:space="0"/>
                 <w:shd w:val="clear" w:fill="F0F0F0"/>
               </w:rPr>
               <w:t>ROUTE_PASSWORD</w:t>
@@ -4970,7 +4935,6 @@
                 <w:spacing w:val="0"/>
                 <w:sz w:val="17"/>
                 <w:szCs w:val="17"/>
-                <w:bdr w:val="none" w:color="auto" w:sz="0" w:space="0"/>
                 <w:shd w:val="clear" w:fill="F0F0F0"/>
               </w:rPr>
               <w:t>iot_cloud_iv_example</w:t>
@@ -5000,7 +4964,6 @@
                 <w:spacing w:val="0"/>
                 <w:sz w:val="17"/>
                 <w:szCs w:val="17"/>
-                <w:bdr w:val="none" w:color="auto" w:sz="0" w:space="0"/>
                 <w:shd w:val="clear" w:fill="F0F0F0"/>
               </w:rPr>
               <w:t>e53_iv_thread</w:t>
@@ -5030,7 +4993,6 @@
                 <w:spacing w:val="0"/>
                 <w:sz w:val="17"/>
                 <w:szCs w:val="17"/>
-                <w:bdr w:val="none" w:color="auto" w:sz="0" w:space="0"/>
                 <w:shd w:val="clear" w:fill="F0F0F0"/>
               </w:rPr>
               <w:t>iot_cloud_iv_thread</w:t>
@@ -5088,7 +5050,6 @@
                 <w:spacing w:val="0"/>
                 <w:sz w:val="17"/>
                 <w:szCs w:val="17"/>
-                <w:bdr w:val="none" w:color="auto" w:sz="0" w:space="0"/>
                 <w:shd w:val="clear" w:fill="F0F0F0"/>
               </w:rPr>
               <w:t>iv_deal_report_msg()</w:t>
@@ -5118,7 +5079,6 @@
                 <w:spacing w:val="0"/>
                 <w:sz w:val="17"/>
                 <w:szCs w:val="17"/>
-                <w:bdr w:val="none" w:color="auto" w:sz="0" w:space="0"/>
                 <w:shd w:val="clear" w:fill="F0F0F0"/>
               </w:rPr>
               <w:t>oc_mqtt_profile_propertyreport()</w:t>
@@ -5176,7 +5136,6 @@
                 <w:spacing w:val="0"/>
                 <w:sz w:val="17"/>
                 <w:szCs w:val="17"/>
-                <w:bdr w:val="none" w:color="auto" w:sz="0" w:space="0"/>
                 <w:shd w:val="clear" w:fill="F0F0F0"/>
               </w:rPr>
               <w:t>e53_iv_thread</w:t>
@@ -5206,7 +5165,6 @@
                 <w:spacing w:val="0"/>
                 <w:sz w:val="17"/>
                 <w:szCs w:val="17"/>
-                <w:bdr w:val="none" w:color="auto" w:sz="0" w:space="0"/>
                 <w:shd w:val="clear" w:fill="F0F0F0"/>
               </w:rPr>
               <w:t>iot_cloud_iv_thread</w:t>
@@ -5634,7 +5592,6 @@
                 <w:spacing w:val="0"/>
                 <w:sz w:val="17"/>
                 <w:szCs w:val="17"/>
-                <w:bdr w:val="none" w:color="auto" w:sz="0" w:space="0"/>
                 <w:shd w:val="clear" w:fill="F0F0F0"/>
               </w:rPr>
               <w:t>hwaddr[5] = 0x02</w:t>
@@ -6880,8 +6837,6 @@
               </w:rPr>
               <w:t>提供全面复习资源，帮助学生查缺补漏，通过档案汇总实现个性化辅导铺垫。</w:t>
             </w:r>
-            <w:bookmarkStart w:id="0" w:name="_GoBack"/>
-            <w:bookmarkEnd w:id="0"/>
           </w:p>
         </w:tc>
       </w:tr>
@@ -7022,7 +6977,7 @@
     <w:lsdException w:uiPriority="99" w:name="HTML Acronym"/>
     <w:lsdException w:uiPriority="99" w:name="HTML Address"/>
     <w:lsdException w:uiPriority="99" w:name="HTML Cite"/>
-    <w:lsdException w:uiPriority="99" w:name="HTML Code"/>
+    <w:lsdException w:qFormat="1" w:uiPriority="99" w:name="HTML Code"/>
     <w:lsdException w:uiPriority="99" w:name="HTML Definition"/>
     <w:lsdException w:uiPriority="99" w:name="HTML Keyboard"/>
     <w:lsdException w:uiPriority="99" w:name="HTML Preformatted"/>
@@ -7348,6 +7303,7 @@
     <w:basedOn w:val="9"/>
     <w:semiHidden/>
     <w:unhideWhenUsed/>
+    <w:qFormat/>
     <w:uiPriority w:val="99"/>
     <w:rPr>
       <w:rFonts w:ascii="Courier New" w:hAnsi="Courier New"/>

--- a/01-嵌入式操作系统及应用/01-教案/嵌入式操作系统及应用-28.docx
+++ b/01-嵌入式操作系统及应用/01-教案/嵌入式操作系统及应用-28.docx
@@ -237,14 +237,15 @@
             </w:pPr>
             <w:r>
               <w:rPr>
-                <w:rFonts w:ascii="Segoe UI" w:hAnsi="Segoe UI" w:eastAsia="Segoe UI" w:cs="Segoe UI"/>
-                <w:i w:val="0"/>
-                <w:iCs w:val="0"/>
-                <w:caps w:val="0"/>
-                <w:spacing w:val="0"/>
-                <w:sz w:val="16"/>
-                <w:szCs w:val="16"/>
-                <w:shd w:val="clear" w:fill="FBFBFB"/>
+                <w:rFonts w:ascii="Noto Sans SC" w:hAnsi="Noto Sans SC" w:eastAsia="Noto Sans SC" w:cs="Noto Sans SC"/>
+                <w:i w:val="0"/>
+                <w:iCs w:val="0"/>
+                <w:caps w:val="0"/>
+                <w:color w:val="000000"/>
+                <w:spacing w:val="0"/>
+                <w:sz w:val="14"/>
+                <w:szCs w:val="14"/>
+                <w:shd w:val="clear" w:fill="FFFFFF"/>
               </w:rPr>
               <w:t>2026-01-04</w:t>
             </w:r>
@@ -263,6 +264,7 @@
             <w:insideH w:val="single" w:color="auto" w:sz="4" w:space="0"/>
             <w:insideV w:val="single" w:color="auto" w:sz="4" w:space="0"/>
           </w:tblBorders>
+          <w:shd w:val="clear" w:color="auto" w:fill="FFFFFF"/>
           <w:tblCellMar>
             <w:top w:w="0" w:type="dxa"/>
             <w:left w:w="108" w:type="dxa"/>
@@ -330,7 +332,16 @@
                 <w:szCs w:val="21"/>
                 <w:lang w:eastAsia="zh-CN"/>
               </w:rPr>
-              <w:t>物联网2411</w:t>
+              <w:t>物联网241</w:t>
+            </w:r>
+            <w:r>
+              <w:rPr>
+                <w:rFonts w:hint="eastAsia" w:ascii="宋体" w:hAnsi="宋体" w:eastAsia="宋体" w:cs="宋体"/>
+                <w:sz w:val="21"/>
+                <w:szCs w:val="21"/>
+                <w:lang w:val="en-US" w:eastAsia="zh-CN"/>
+              </w:rPr>
+              <w:t>2</w:t>
             </w:r>
           </w:p>
         </w:tc>
@@ -405,6 +416,7 @@
             <w:insideH w:val="single" w:color="auto" w:sz="4" w:space="0"/>
             <w:insideV w:val="single" w:color="auto" w:sz="4" w:space="0"/>
           </w:tblBorders>
+          <w:shd w:val="clear" w:color="auto" w:fill="FFFFFF"/>
           <w:tblCellMar>
             <w:top w:w="0" w:type="dxa"/>
             <w:left w:w="108" w:type="dxa"/>
@@ -487,6 +499,7 @@
             <w:insideH w:val="single" w:color="auto" w:sz="4" w:space="0"/>
             <w:insideV w:val="single" w:color="auto" w:sz="4" w:space="0"/>
           </w:tblBorders>
+          <w:shd w:val="clear" w:color="auto" w:fill="FFFFFF"/>
           <w:tblCellMar>
             <w:top w:w="0" w:type="dxa"/>
             <w:left w:w="108" w:type="dxa"/>
@@ -1596,6 +1609,7 @@
             <w:insideH w:val="single" w:color="auto" w:sz="4" w:space="0"/>
             <w:insideV w:val="single" w:color="auto" w:sz="4" w:space="0"/>
           </w:tblBorders>
+          <w:shd w:val="clear" w:color="auto" w:fill="FFFFFF"/>
           <w:tblCellMar>
             <w:top w:w="0" w:type="dxa"/>
             <w:left w:w="108" w:type="dxa"/>
@@ -1745,6 +1759,7 @@
             <w:insideH w:val="single" w:color="auto" w:sz="4" w:space="0"/>
             <w:insideV w:val="single" w:color="auto" w:sz="4" w:space="0"/>
           </w:tblBorders>
+          <w:shd w:val="clear" w:color="auto" w:fill="FFFFFF"/>
           <w:tblCellMar>
             <w:top w:w="0" w:type="dxa"/>
             <w:left w:w="108" w:type="dxa"/>
@@ -1884,6 +1899,7 @@
             <w:insideH w:val="single" w:color="auto" w:sz="4" w:space="0"/>
             <w:insideV w:val="single" w:color="auto" w:sz="4" w:space="0"/>
           </w:tblBorders>
+          <w:shd w:val="clear" w:color="auto" w:fill="FFFFFF"/>
           <w:tblCellMar>
             <w:top w:w="0" w:type="dxa"/>
             <w:left w:w="108" w:type="dxa"/>
